--- a/Calendario2026/Actividades/Actividad1_Packet_Tracer/1. Guía para actividad de Packet Tracer.docx
+++ b/Calendario2026/Actividades/Actividad1_Packet_Tracer/1. Guía para actividad de Packet Tracer.docx
@@ -558,7 +558,7 @@
                                     <pic:cNvPicPr/>
                                   </pic:nvPicPr>
                                   <pic:blipFill>
-                                    <a:blip r:embed="rId8"/>
+                                    <a:blip r:embed="rId9"/>
                                     <a:stretch>
                                       <a:fillRect/>
                                     </a:stretch>
@@ -777,7 +777,7 @@
                                           <pic:cNvPicPr/>
                                         </pic:nvPicPr>
                                         <pic:blipFill>
-                                          <a:blip r:embed="rId9"/>
+                                          <a:blip r:embed="rId10"/>
                                           <a:stretch>
                                             <a:fillRect/>
                                           </a:stretch>
@@ -841,7 +841,7 @@
                                     <pic:cNvPicPr/>
                                   </pic:nvPicPr>
                                   <pic:blipFill>
-                                    <a:blip r:embed="rId9"/>
+                                    <a:blip r:embed="rId11"/>
                                     <a:stretch>
                                       <a:fillRect/>
                                     </a:stretch>
@@ -1143,7 +1143,7 @@
                                           <pic:cNvPicPr/>
                                         </pic:nvPicPr>
                                         <pic:blipFill>
-                                          <a:blip r:embed="rId10"/>
+                                          <a:blip r:embed="rId12"/>
                                           <a:stretch>
                                             <a:fillRect/>
                                           </a:stretch>
@@ -1726,7 +1726,7 @@
                                     <pic:cNvPicPr/>
                                   </pic:nvPicPr>
                                   <pic:blipFill>
-                                    <a:blip r:embed="rId14"/>
+                                    <a:blip r:embed="rId15"/>
                                     <a:stretch>
                                       <a:fillRect/>
                                     </a:stretch>
@@ -2207,7 +2207,7 @@
                                           <pic:cNvPicPr/>
                                         </pic:nvPicPr>
                                         <pic:blipFill>
-                                          <a:blip r:embed="rId15"/>
+                                          <a:blip r:embed="rId16"/>
                                           <a:stretch>
                                             <a:fillRect/>
                                           </a:stretch>
